--- a/client/public/templates/docx/raport-vidpustka.docx
+++ b/client/public/templates/docx/raport-vidpustka.docx
@@ -164,6 +164,45 @@
     </w:p>
     <w:p>
       <w:pPr>
+        <w:jc w:val="right"/>
+        <w:spacing w:after="0" w:before="0"/>
+      </w:pPr>
+      <w:r>
+        <w:rPr>
+          <w:sz w:val="24"/>
+          <w:szCs w:val="24"/>
+        </w:rPr>
+        <w:t xml:space="preserve">{ПОСАДА}</w:t>
+      </w:r>
+    </w:p>
+    <w:p>
+      <w:pPr>
+        <w:jc w:val="right"/>
+        <w:spacing w:after="0" w:before="0"/>
+      </w:pPr>
+      <w:r>
+        <w:rPr>
+          <w:sz w:val="24"/>
+          <w:szCs w:val="24"/>
+        </w:rPr>
+        <w:t xml:space="preserve">військової частини {В/Ч}</w:t>
+      </w:r>
+    </w:p>
+    <w:p>
+      <w:pPr>
+        <w:jc w:val="right"/>
+        <w:spacing w:after="0" w:before="0"/>
+      </w:pPr>
+      <w:r>
+        <w:rPr>
+          <w:sz w:val="24"/>
+          <w:szCs w:val="24"/>
+        </w:rPr>
+        <w:t xml:space="preserve">{ЗВАННЯ}        {Ім'я ПРІЗВИЩЕ}</w:t>
+      </w:r>
+    </w:p>
+    <w:p>
+      <w:pPr>
         <w:jc w:val="left"/>
         <w:spacing w:after="0" w:before="0"/>
       </w:pPr>
@@ -173,24 +212,6 @@
           <w:szCs w:val="24"/>
         </w:rPr>
         <w:t xml:space="preserve">{ДАТА}</w:t>
-      </w:r>
-    </w:p>
-    <w:p>
-      <w:pPr>
-        <w:spacing w:after="120"/>
-      </w:pPr>
-    </w:p>
-    <w:p>
-      <w:pPr>
-        <w:jc w:val="right"/>
-        <w:spacing w:after="0" w:before="0"/>
-      </w:pPr>
-      <w:r>
-        <w:rPr>
-          <w:sz w:val="24"/>
-          <w:szCs w:val="24"/>
-        </w:rPr>
-        <w:t xml:space="preserve">{ЗВАННЯ} ________________ {ПІБ}</w:t>
       </w:r>
     </w:p>
     <w:p>

--- a/client/public/templates/docx/raport-vidpustka.docx
+++ b/client/public/templates/docx/raport-vidpustka.docx
@@ -159,6 +159,78 @@
     </w:p>
     <w:p>
       <w:pPr>
+        <w:spacing w:after="120"/>
+      </w:pPr>
+    </w:p>
+    <w:p>
+      <w:pPr>
+        <w:jc w:val="left"/>
+        <w:spacing w:after="60" w:before="0"/>
+      </w:pPr>
+      <w:r>
+        <w:rPr>
+          <w:sz w:val="24"/>
+          <w:szCs w:val="24"/>
+          <w:b/>
+          <w:bCs/>
+        </w:rPr>
+        <w:t xml:space="preserve">Додатки:</w:t>
+      </w:r>
+    </w:p>
+    <w:p>
+      <w:pPr>
+        <w:jc w:val="left"/>
+        <w:spacing w:after="40" w:before="0"/>
+      </w:pPr>
+      <w:r>
+        <w:rPr>
+          <w:sz w:val="24"/>
+          <w:szCs w:val="24"/>
+        </w:rPr>
+        <w:t xml:space="preserve">1. Витяг з плану відпусток (за наявності)</w:t>
+      </w:r>
+    </w:p>
+    <w:p>
+      <w:pPr>
+        <w:jc w:val="left"/>
+        <w:spacing w:after="40" w:before="0"/>
+      </w:pPr>
+      <w:r>
+        <w:rPr>
+          <w:sz w:val="24"/>
+          <w:szCs w:val="24"/>
+        </w:rPr>
+        <w:t xml:space="preserve">2. Рапорт із зазначенням підстави для додаткової відпустки (за наявності)</w:t>
+      </w:r>
+    </w:p>
+    <w:p>
+      <w:pPr>
+        <w:jc w:val="left"/>
+        <w:spacing w:after="40" w:before="0"/>
+      </w:pPr>
+      <w:r>
+        <w:rPr>
+          <w:sz w:val="24"/>
+          <w:szCs w:val="24"/>
+        </w:rPr>
+        <w:t xml:space="preserve">3. Копія посвідчення учасника бойових дій (за наявності)</w:t>
+      </w:r>
+    </w:p>
+    <w:p>
+      <w:pPr>
+        <w:jc w:val="left"/>
+        <w:spacing w:after="40" w:before="0"/>
+      </w:pPr>
+      <w:r>
+        <w:rPr>
+          <w:sz w:val="24"/>
+          <w:szCs w:val="24"/>
+        </w:rPr>
+        <w:t xml:space="preserve">4. Довідка або інші документи, що підтверджують право на відпустку (за наявності)</w:t>
+      </w:r>
+    </w:p>
+    <w:p>
+      <w:pPr>
         <w:spacing w:after="240"/>
       </w:pPr>
     </w:p>
@@ -212,6 +284,91 @@
           <w:szCs w:val="24"/>
         </w:rPr>
         <w:t xml:space="preserve">{ДАТА}</w:t>
+      </w:r>
+    </w:p>
+    <w:p>
+      <w:pPr>
+        <w:spacing w:after="400"/>
+      </w:pPr>
+    </w:p>
+    <w:p>
+      <w:pPr>
+        <w:jc w:val="left"/>
+        <w:spacing w:after="120" w:before="0"/>
+      </w:pPr>
+      <w:r>
+        <w:rPr>
+          <w:sz w:val="24"/>
+          <w:szCs w:val="24"/>
+          <w:b/>
+          <w:bCs/>
+        </w:rPr>
+        <w:t xml:space="preserve">Командиру військової частини {В/Ч}</w:t>
+      </w:r>
+    </w:p>
+    <w:p>
+      <w:pPr>
+        <w:jc w:val="left"/>
+        <w:spacing w:after="200" w:before="0"/>
+      </w:pPr>
+      <w:r>
+        <w:rPr>
+          <w:sz w:val="24"/>
+          <w:szCs w:val="24"/>
+        </w:rPr>
+        <w:t xml:space="preserve">Клопочу по суті рапорту {ЗВАННЯ} {ПІБ}.</w:t>
+      </w:r>
+    </w:p>
+    <w:p>
+      <w:pPr>
+        <w:jc w:val="right"/>
+        <w:spacing w:after="0" w:before="0"/>
+      </w:pPr>
+      <w:r>
+        <w:rPr>
+          <w:sz w:val="24"/>
+          <w:szCs w:val="24"/>
+        </w:rPr>
+        <w:t xml:space="preserve">{ПОСАДА_БЕЗПОСЕРЕДНЬОГО_КОМАНДИРА}</w:t>
+      </w:r>
+    </w:p>
+    <w:p>
+      <w:pPr>
+        <w:jc w:val="right"/>
+        <w:spacing w:after="0" w:before="0"/>
+      </w:pPr>
+      <w:r>
+        <w:rPr>
+          <w:sz w:val="24"/>
+          <w:szCs w:val="24"/>
+        </w:rPr>
+        <w:t xml:space="preserve">військової частини {В/Ч}</w:t>
+      </w:r>
+    </w:p>
+    <w:p>
+      <w:pPr>
+        <w:jc w:val="right"/>
+        <w:spacing w:after="0" w:before="0"/>
+      </w:pPr>
+      <w:r>
+        <w:rPr>
+          <w:sz w:val="24"/>
+          <w:szCs w:val="24"/>
+        </w:rPr>
+        <w:t xml:space="preserve">{ЗВАННЯ_БЕЗПОСЕРЕДНЬОГО_КОМАНДИРА}</w:t>
+      </w:r>
+    </w:p>
+    <w:p>
+      <w:pPr>
+        <w:jc w:val="left"/>
+        <w:spacing w:after="0" w:before="0"/>
+      </w:pPr>
+      <w:r>
+        <w:rPr>
+          <w:sz w:val="24"/>
+          <w:szCs w:val="24"/>
+        </w:rPr>
+        <w:t xml:space="preserve">___.___.20__</w:t>
       </w:r>
     </w:p>
     <w:p>

--- a/client/public/templates/docx/raport-vidpustka.docx
+++ b/client/public/templates/docx/raport-vidpustka.docx
@@ -355,7 +355,7 @@
           <w:sz w:val="24"/>
           <w:szCs w:val="24"/>
         </w:rPr>
-        <w:t xml:space="preserve">{ЗВАННЯ_БЕЗПОСЕРЕДНЬОГО_КОМАНДИРА}</w:t>
+        <w:t xml:space="preserve">{ЗВАННЯ_БЕЗПОСЕРЕДНЬОГО_КОМАНДИРА}        {Ім'я ПРІЗВИЩЕ_БЕЗПОСЕРЕДНЬОГО_КОМАНДИРА}</w:t>
       </w:r>
     </w:p>
     <w:p>

--- a/client/public/templates/docx/raport-vidpustka.docx
+++ b/client/public/templates/docx/raport-vidpustka.docx
@@ -674,6 +674,294 @@
           <w:szCs w:val="22"/>
         </w:rPr>
         <w:t xml:space="preserve">Організація заміни — обов'язок командира, а не підстава для відмови у відпустці. Право на відпустку гарантоване законом.</w:t>
+      </w:r>
+    </w:p>
+    <w:p>
+      <w:pPr>
+        <w:jc w:val="center"/>
+        <w:spacing w:after="300" w:before="0"/>
+        <w:pageBreakBefore/>
+      </w:pPr>
+      <w:r>
+        <w:rPr>
+          <w:sz w:val="26"/>
+          <w:szCs w:val="26"/>
+          <w:b/>
+          <w:bCs/>
+          <w:color w:val="808080"/>
+        </w:rPr>
+        <w:t xml:space="preserve">ПРИКЛАД ЗАПОВНЕННЯ (вигадані дані — не подавати!)</w:t>
+      </w:r>
+    </w:p>
+    <w:p>
+      <w:pPr>
+        <w:jc w:val="right"/>
+        <w:spacing w:after="0" w:before="0"/>
+      </w:pPr>
+      <w:r>
+        <w:rPr>
+          <w:sz w:val="24"/>
+          <w:szCs w:val="24"/>
+        </w:rPr>
+        <w:t xml:space="preserve">Командир військової частини А5678</w:t>
+      </w:r>
+    </w:p>
+    <w:p>
+      <w:pPr>
+        <w:jc w:val="right"/>
+        <w:spacing w:after="0" w:before="0"/>
+      </w:pPr>
+      <w:r>
+        <w:rPr>
+          <w:sz w:val="24"/>
+          <w:szCs w:val="24"/>
+        </w:rPr>
+        <w:t xml:space="preserve">підполковник</w:t>
+      </w:r>
+    </w:p>
+    <w:p>
+      <w:pPr>
+        <w:jc w:val="right"/>
+        <w:spacing w:after="0" w:before="0"/>
+      </w:pPr>
+      <w:r>
+        <w:rPr>
+          <w:sz w:val="24"/>
+          <w:szCs w:val="24"/>
+        </w:rPr>
+        <w:t xml:space="preserve">МЕЛЬНИК Василь Петрович</w:t>
+      </w:r>
+    </w:p>
+    <w:p>
+      <w:pPr>
+        <w:spacing w:after="120"/>
+      </w:pPr>
+    </w:p>
+    <w:p>
+      <w:pPr>
+        <w:jc w:val="right"/>
+        <w:spacing w:after="0" w:before="0"/>
+      </w:pPr>
+      <w:r>
+        <w:rPr>
+          <w:sz w:val="24"/>
+          <w:szCs w:val="24"/>
+        </w:rPr>
+        <w:t xml:space="preserve">командир відділення 3 механізованого взводу</w:t>
+      </w:r>
+    </w:p>
+    <w:p>
+      <w:pPr>
+        <w:jc w:val="right"/>
+        <w:spacing w:after="0" w:before="0"/>
+      </w:pPr>
+      <w:r>
+        <w:rPr>
+          <w:sz w:val="24"/>
+          <w:szCs w:val="24"/>
+        </w:rPr>
+        <w:t xml:space="preserve">сержант ШЕВЧЕНКО Андрій Миколайович</w:t>
+      </w:r>
+    </w:p>
+    <w:p>
+      <w:pPr>
+        <w:jc w:val="right"/>
+        <w:spacing w:after="0" w:before="0"/>
+      </w:pPr>
+      <w:r>
+        <w:rPr>
+          <w:sz w:val="24"/>
+          <w:szCs w:val="24"/>
+        </w:rPr>
+        <w:t xml:space="preserve">1 механізована рота, в/ч А5678</w:t>
+      </w:r>
+    </w:p>
+    <w:p>
+      <w:pPr>
+        <w:spacing w:after="240"/>
+      </w:pPr>
+    </w:p>
+    <w:p>
+      <w:pPr>
+        <w:jc w:val="center"/>
+        <w:spacing w:after="200" w:before="0"/>
+      </w:pPr>
+      <w:r>
+        <w:rPr>
+          <w:sz w:val="28"/>
+          <w:szCs w:val="28"/>
+          <w:b/>
+          <w:bCs/>
+        </w:rPr>
+        <w:t xml:space="preserve">РАПОРТ</w:t>
+      </w:r>
+    </w:p>
+    <w:p>
+      <w:pPr>
+        <w:jc w:val="left"/>
+        <w:spacing w:after="120" w:before="0"/>
+      </w:pPr>
+      <w:r>
+        <w:rPr>
+          <w:sz w:val="24"/>
+          <w:szCs w:val="24"/>
+        </w:rPr>
+        <w:t xml:space="preserve">Прошу надати мені щорічну основну відпустку тривалістю 30 діб з 15 квітня 2026 року.</w:t>
+      </w:r>
+    </w:p>
+    <w:p>
+      <w:pPr>
+        <w:jc w:val="left"/>
+        <w:spacing w:after="120" w:before="0"/>
+      </w:pPr>
+      <w:r>
+        <w:rPr>
+          <w:sz w:val="24"/>
+          <w:szCs w:val="24"/>
+        </w:rPr>
+        <w:t xml:space="preserve">Відповідно до статті 10-1 Закону України «Про соціальний і правовий захист військовослужбовців та членів їх сімей», військовослужбовцям надаються щорічна основна відпустка тривалістю 30 календарних діб.</w:t>
+      </w:r>
+    </w:p>
+    <w:p>
+      <w:pPr>
+        <w:jc w:val="left"/>
+        <w:spacing w:after="120" w:before="0"/>
+      </w:pPr>
+      <w:r>
+        <w:rPr>
+          <w:sz w:val="24"/>
+          <w:szCs w:val="24"/>
+        </w:rPr>
+        <w:t xml:space="preserve">Згідно з пунктом 216 Положення про проходження громадянами України військової служби у Збройних Силах України, щорічна основна відпустка надається протягом календарного року відповідно до плану відпусток.</w:t>
+      </w:r>
+    </w:p>
+    <w:p>
+      <w:pPr>
+        <w:jc w:val="left"/>
+        <w:spacing w:after="120" w:before="0"/>
+      </w:pPr>
+      <w:r>
+        <w:rPr>
+          <w:sz w:val="24"/>
+          <w:szCs w:val="24"/>
+        </w:rPr>
+        <w:t xml:space="preserve">Маю статус учасника бойових дій (посвідчення серія БД №012345 від 20.09.2025).</w:t>
+      </w:r>
+    </w:p>
+    <w:p>
+      <w:pPr>
+        <w:jc w:val="left"/>
+        <w:spacing w:after="120" w:before="0"/>
+      </w:pPr>
+      <w:r>
+        <w:rPr>
+          <w:sz w:val="24"/>
+          <w:szCs w:val="24"/>
+        </w:rPr>
+        <w:t xml:space="preserve">Прошу розглянути рапорт у встановлений строк та повідомити про прийняте рішення.</w:t>
+      </w:r>
+    </w:p>
+    <w:p>
+      <w:pPr>
+        <w:spacing w:after="120"/>
+      </w:pPr>
+    </w:p>
+    <w:p>
+      <w:pPr>
+        <w:jc w:val="left"/>
+        <w:spacing w:after="60" w:before="0"/>
+      </w:pPr>
+      <w:r>
+        <w:rPr>
+          <w:sz w:val="24"/>
+          <w:szCs w:val="24"/>
+          <w:b/>
+          <w:bCs/>
+        </w:rPr>
+        <w:t xml:space="preserve">Додатки:</w:t>
+      </w:r>
+    </w:p>
+    <w:p>
+      <w:pPr>
+        <w:jc w:val="left"/>
+        <w:spacing w:after="40" w:before="0"/>
+      </w:pPr>
+      <w:r>
+        <w:rPr>
+          <w:sz w:val="24"/>
+          <w:szCs w:val="24"/>
+        </w:rPr>
+        <w:t xml:space="preserve">1. Витяг з плану відпусток на 2026 рік</w:t>
+      </w:r>
+    </w:p>
+    <w:p>
+      <w:pPr>
+        <w:jc w:val="left"/>
+        <w:spacing w:after="40" w:before="0"/>
+      </w:pPr>
+      <w:r>
+        <w:rPr>
+          <w:sz w:val="24"/>
+          <w:szCs w:val="24"/>
+        </w:rPr>
+        <w:t xml:space="preserve">2. Копія посвідчення учасника бойових дій серія БД №012345 від 20.09.2025</w:t>
+      </w:r>
+    </w:p>
+    <w:p>
+      <w:pPr>
+        <w:spacing w:after="240"/>
+      </w:pPr>
+    </w:p>
+    <w:p>
+      <w:pPr>
+        <w:jc w:val="right"/>
+        <w:spacing w:after="0" w:before="0"/>
+      </w:pPr>
+      <w:r>
+        <w:rPr>
+          <w:sz w:val="24"/>
+          <w:szCs w:val="24"/>
+        </w:rPr>
+        <w:t xml:space="preserve">командир відділення 3 механізованого взводу</w:t>
+      </w:r>
+    </w:p>
+    <w:p>
+      <w:pPr>
+        <w:jc w:val="right"/>
+        <w:spacing w:after="0" w:before="0"/>
+      </w:pPr>
+      <w:r>
+        <w:rPr>
+          <w:sz w:val="24"/>
+          <w:szCs w:val="24"/>
+        </w:rPr>
+        <w:t xml:space="preserve">1 механізована рота, в/ч А5678</w:t>
+      </w:r>
+    </w:p>
+    <w:p>
+      <w:pPr>
+        <w:jc w:val="right"/>
+        <w:spacing w:after="0" w:before="0"/>
+      </w:pPr>
+      <w:r>
+        <w:rPr>
+          <w:sz w:val="24"/>
+          <w:szCs w:val="24"/>
+        </w:rPr>
+        <w:t xml:space="preserve">сержант        ШЕВЧЕНКО Андрій Миколайович</w:t>
+      </w:r>
+    </w:p>
+    <w:p>
+      <w:pPr>
+        <w:jc w:val="left"/>
+        <w:spacing w:after="0" w:before="0"/>
+      </w:pPr>
+      <w:r>
+        <w:rPr>
+          <w:sz w:val="24"/>
+          <w:szCs w:val="24"/>
+        </w:rPr>
+        <w:t xml:space="preserve">01 квітня 2026 р.</w:t>
       </w:r>
     </w:p>
     <w:sectPr>
